--- a/Краткое содержание работы.docx
+++ b/Краткое содержание работы.docx
@@ -39,14 +39,7 @@
       </w:r>
       <w:r>
         <w:br/>
-      </w:r>
-      <w:proofErr w:type="spellStart"/>
-      <w:r>
-        <w:t>e-mail</w:t>
-      </w:r>
-      <w:proofErr w:type="spellEnd"/>
-      <w:r>
-        <w:t>: akulinadn@mail.ru</w:t>
+        <w:t>e-mail: akulinadn@mail.ru</w:t>
       </w:r>
     </w:p>
     <w:p>
@@ -112,7 +105,7 @@
         <w:pStyle w:val="ds-markdown-paragraph"/>
       </w:pPr>
       <w:r>
-        <w:t>В практической части на примере ЖК «Жулебино парк» (Люберцы) был проведен расчет площадей: крыши занимают 18,5% территории, наземные зеленые зоны — 12%. Озеленение крыш позволило бы более чем вдвое увеличить площадь озеленения квартала. Выполнен подбор растений для климатических условий ЦФО с поверхностной корневой системой (рябина, ива, калина, можжевельники, очитки и др.). Создан архитектурный макет парка на крыше.</w:t>
+        <w:t>В практической части на примере ЖК «Жулебино парк» был проведен расчет площадей: крыши занимают 18,5% территории, наземные зеленые зоны — 12%. Озеленение крыш позволило бы более чем вдвое увеличить площадь озеленения квартала. Выполнен подбор растений для климатических условий ЦФО с поверхностной корневой системой (рябина, ива, калина, можжевельники, очитки и др.). Создан архитектурный макет парка на крыше.</w:t>
       </w:r>
     </w:p>
     <w:p>
